--- a/review/F8-修订稿v11-压缩版.docx
+++ b/review/F8-修订稿v11-压缩版.docx
@@ -13622,7 +13622,7 @@
         <w:t>Abstract:</w:t>
       </w:r>
       <w:r>
-        <w:t xml:space="preserve"> Xizang serves as a national ecological-security barrier, a border-security barrier and a pilot zone for high-quality plateau economic development, functions that frameworks centred on economic performance cannot fully capture. Drawing on the "four major tasks" of the Party's strategy for governing Xizang in the new era, this paper builds a security–development–ecology framework in which 4, 5 and 4 indicators respectively measure the conditions sustaining the border-security barrier, the performance of the plateau economy and the maintenance of the ecological-security barrier. Coordination over 2016–2025 is measured with fixed-benchmark standardisation and an unbalance-penalty coordination index (MPI). Results show that: (1) all three subsystems improve and the MPI rises from 0.393 to 0.754, reflecting the joint pursuit of the four tasks; (2) the lagging subsystem shifts over time, from ecology in 2016–2017 to development in 2018–2022, both robust, while slower improvement in security in 2023–2025 hints at a further shift, so policy resources should follow the lagging subsystem; (3) a linear index built from the same 13 indicators under the coordination, green, openness and sharing dimensions tracks the MPI closely (r = 0.979), so the framework's value lies not in the overall trend but in identifying phase-specific weak links, which helps set policy priorities. The paper recommends upgrading services, turning ecological assets into economic value, sustaining livelihood-security spending and monitoring the lagging subsystem dynamically.</w:t>
+        <w:t xml:space="preserve"> Xizang serves as a national ecological-security barrier, a border-security barrier and a pilot zone for high-quality plateau economic development, functions that frameworks centred on economic performance cannot fully capture. Drawing on the "four major tasks" of the Party's strategy for governing Xizang in the new era, this paper builds a 13-indicator security–development–ecology framework and measures coordination over 2016–2025 with fixed-benchmark standardisation and an unbalance-penalty coordination index (MPI). The MPI rises from 0.393 to 0.754. The lagging subsystem shifts from ecology (2016–2017) to development (2018–2022), a finding robust across specifications, while security improves more slowly in 2023–2025. A linear index built from the same indicators tracks the MPI closely (r = 0.979), so the framework adds value by identifying phase-specific weak links by strategic function. The paper recommends upgrading services, converting ecological assets into economic value, sustaining livelihood-security spending and monitoring weak links dynamically.</w:t>
       </w:r>
     </w:p>
     <w:p>

--- a/review/F8-修订稿v11-压缩版.docx
+++ b/review/F8-修订稿v11-压缩版.docx
@@ -12728,7 +12728,7 @@
           <w:sz w:val="20"/>
           <w:szCs w:val="20"/>
         </w:rPr>
-        <w:t>时期经济高质量发展的若干问题研究[J].财贸经济,2025(12).</w:t>
+        <w:t>时期经济高质量发展的若干问题研究[J].财贸经济,2025(12):5-24.</w:t>
       </w:r>
     </w:p>
     <w:p>
@@ -12784,7 +12784,7 @@
           <w:sz w:val="20"/>
           <w:szCs w:val="20"/>
         </w:rPr>
-        <w:t>[3] 楼俊超,余郑霁.西藏现代化发展的现实基础、主要挑战与路径选择[J].西藏大学学报(社会科学版),2024(4).</w:t>
+        <w:t>[3] 楼俊超,余郑霁.西藏现代化发展的现实基础、主要挑战与路径选择[J].西藏大学学报(社会科学版),2024(4):143-148.</w:t>
       </w:r>
     </w:p>
     <w:p>
@@ -12797,7 +12797,7 @@
           <w:sz w:val="20"/>
           <w:szCs w:val="20"/>
         </w:rPr>
-        <w:t>[4] 陈宗荣.深刻理解新时代党的治藏方略的世界观和方法论意蕴[J].中国藏学,2023(1).</w:t>
+        <w:t>[4] 陈宗荣.深刻理解新时代党的治藏方略的世界观和方法论意蕴[J].中国藏学,2023(1):1-8,210.</w:t>
       </w:r>
     </w:p>
     <w:p>
@@ -12838,7 +12838,7 @@
           <w:sz w:val="20"/>
           <w:szCs w:val="20"/>
         </w:rPr>
-        <w:t>[6] 郑堆.用文化自信凝人心聚合力　以中国式现代化生动实践推动西藏长治久安和高质量发展[J].中国藏学,2023(1).</w:t>
+        <w:t>[6] 郑堆.用文化自信凝人心聚合力　以中国式现代化生动实践推动西藏长治久安和高质量发展[J].中国藏学,2023(1):9-15,210.</w:t>
       </w:r>
     </w:p>
     <w:p>
@@ -12972,7 +12972,7 @@
           <w:sz w:val="20"/>
           <w:szCs w:val="20"/>
         </w:rPr>
-        <w:t>建设研究[J].西藏大学学报(社会科学版),2024(2).</w:t>
+        <w:t>建设研究[J].西藏大学学报(社会科学版),2024(2):186-191.</w:t>
       </w:r>
     </w:p>
     <w:p>
@@ -12985,7 +12985,7 @@
           <w:sz w:val="20"/>
           <w:szCs w:val="20"/>
         </w:rPr>
-        <w:t>[15] 徐伍达,久毛措.西藏推动高原经济高质量发展研究[J].西藏研究,2023(6).</w:t>
+        <w:t>[15] 徐伍达,久毛措.西藏推动高原经济高质量发展研究[J].西藏研究,2023(6):114-127,156.</w:t>
       </w:r>
     </w:p>
     <w:p>
@@ -13013,7 +13013,7 @@
           <w:sz w:val="20"/>
           <w:szCs w:val="20"/>
         </w:rPr>
-        <w:t>以西藏、广西和云南为例[J].南宁师范大学学报(自然科学版),2025(2).</w:t>
+        <w:t>以西藏、广西和云南为例[J].南宁师范大学学报(自然科学版),2025(2):13-22.</w:t>
       </w:r>
     </w:p>
     <w:p>
@@ -13026,7 +13026,7 @@
           <w:sz w:val="20"/>
           <w:szCs w:val="20"/>
         </w:rPr>
-        <w:t>[17] 鲁万波,贾光宁.西藏经济高质量发展指标体系构建与测度[J].西藏大学学报(社会科学版),2022(3).</w:t>
+        <w:t>[17] 鲁万波,贾光宁.西藏经济高质量发展指标体系构建与测度[J].西藏大学学报(社会科学版),2022(3):172-181.</w:t>
       </w:r>
     </w:p>
     <w:p>
@@ -13039,7 +13039,7 @@
           <w:sz w:val="20"/>
           <w:szCs w:val="20"/>
         </w:rPr>
-        <w:t>[18] 席蒙蒙.西藏经济高质量发展水平测度研究[J].青海民族研究,2023(3).</w:t>
+        <w:t>[18] 席蒙蒙.西藏经济高质量发展水平测度研究[J].青海民族研究,2023(3):107-115.</w:t>
       </w:r>
     </w:p>
     <w:p>
@@ -13052,7 +13052,7 @@
           <w:sz w:val="20"/>
           <w:szCs w:val="20"/>
         </w:rPr>
-        <w:t>[19] 冯思童.西藏高质量发展评估指标的耦合效应及灰色关联分析[J].商业经济研究,2025(8).</w:t>
+        <w:t>[19] 冯思童.西藏高质量发展评估指标的耦合效应及灰色关联分析[J].商业经济研究,2025(8):184-188.</w:t>
       </w:r>
     </w:p>
     <w:p>
@@ -13091,7 +13091,7 @@
           <w:sz w:val="20"/>
           <w:szCs w:val="20"/>
         </w:rPr>
-        <w:t>[22] 赵晓鸿.西藏经济发展与生态安全的冲突及对策[J].西南民族大学学报(人文社科版),2006(10).</w:t>
+        <w:t>[22] 赵晓鸿.西藏经济发展与生态安全的冲突及对策[J].西南民族大学学报(人文社科版),2006(10):34-37.</w:t>
       </w:r>
     </w:p>
     <w:p>
@@ -13175,7 +13175,7 @@
           <w:sz w:val="20"/>
           <w:szCs w:val="20"/>
         </w:rPr>
-        <w:t>以青藏高原县域单元为例[J].北京师范大学学报(自然科学版),2022(2).</w:t>
+        <w:t>以青藏高原县域单元为例[J].北京师范大学学报(自然科学版),2022(2):328-336.</w:t>
       </w:r>
     </w:p>
     <w:p>
@@ -13292,7 +13292,7 @@
           <w:sz w:val="20"/>
           <w:szCs w:val="20"/>
         </w:rPr>
-        <w:t>[34] 陈爱东,李国平,陈泓宇.西藏地理势能优势转化为开发优势的机制设计及路径选择研究[J].西藏发展论坛,2025(6).</w:t>
+        <w:t>[34] 陈爱东,李国平,陈泓宇.西藏地理势能优势转化为开发优势的机制设计及路径选择研究[J].西藏发展论坛,2025(6):52-57.</w:t>
       </w:r>
     </w:p>
     <w:p>
@@ -13320,7 +13320,7 @@
           <w:sz w:val="20"/>
           <w:szCs w:val="20"/>
         </w:rPr>
-        <w:t>以《规划》在西藏农牧社区的实施为例[J].西藏大学学报(社会科学版),2024(1).</w:t>
+        <w:t>以《规划》在西藏农牧社区的实施为例[J].西藏大学学报(社会科学版),2024(1):158-166.</w:t>
       </w:r>
     </w:p>
     <w:p>
@@ -13378,7 +13378,7 @@
           <w:sz w:val="20"/>
           <w:szCs w:val="20"/>
         </w:rPr>
-        <w:t>以国家安全体系制度、能力、建设和塑形的叠合为中心[J].西藏大学学报(社会科学版),2024(1).</w:t>
+        <w:t>以国家安全体系制度、能力、建设和塑形的叠合为中心[J].西藏大学学报(社会科学版),2024(1):175-186.</w:t>
       </w:r>
     </w:p>
     <w:p>

--- a/review/F8-修订稿v11-压缩版.docx
+++ b/review/F8-修订稿v11-压缩版.docx
@@ -12825,7 +12825,7 @@
           <w:sz w:val="20"/>
           <w:szCs w:val="20"/>
         </w:rPr>
-        <w:t>以习近平生态文明思想为视域[J].中国藏学,2021(4):4-29.</w:t>
+        <w:t>以习近平生态文明思想为视域[J].中国藏学,2021(4):29-35.</w:t>
       </w:r>
     </w:p>
     <w:p>
@@ -13104,7 +13104,7 @@
           <w:sz w:val="20"/>
           <w:szCs w:val="20"/>
         </w:rPr>
-        <w:t>[23] 郑应友,侯霞.基于Bibliometrix的西藏生态经济领域研究现状、热点探析与趋势展望(1984—2022)[J].西藏研究,2024(2):144-154.</w:t>
+        <w:t>[23] 郑应友,侯霞.基于Bibliometrix的西藏生态经济领域研究现状、热点探析与趋势展望(1984—2022)[J].西藏研究,2024(2):144-154,160.</w:t>
       </w:r>
     </w:p>
     <w:p>
